--- a/en/wisdom-stories/who-was-keeping-watch.docx
+++ b/en/wisdom-stories/who-was-keeping-watch.docx
@@ -94,7 +94,7 @@
           <w:bCs/>
           <w:lang/>
         </w:rPr>
-        <w:t>Moral: People’s peace of mind rests on their safety, not on promises. A ruler’s duty is to fulfil their responsibilities, not to blame those who have suffered.</w:t>
+        <w:t xml:space="preserve">Moral: People’s peace of mind rests on their safety, not on promises. A ruler’s duty is to fulfill their responsibilities, not to blame those who have suffered.</w:t>
       </w:r>
     </w:p>
     <w:p>
